--- a/README.docx
+++ b/README.docx
@@ -18,11 +18,19 @@
         </w:rPr>
         <w:t>光栅光谱仪制作</w:t>
       </w:r>
+      <w:r>
+        <w:rPr>
+          <w:rFonts w:ascii="宋体" w:eastAsia="宋体" w:hAnsi="宋体" w:hint="eastAsia"/>
+          <w:sz w:val="32"/>
+          <w:szCs w:val="32"/>
+        </w:rPr>
+        <w:t>（详细见文档，因文件过多，部分丢失，无法展示，请见谅，全部技术细节欢迎追问）。</w:t>
+      </w:r>
     </w:p>
     <w:p>
       <w:pPr>
         <w:rPr>
-          <w:rFonts w:ascii="宋体" w:eastAsia="宋体" w:hAnsi="宋体"/>
+          <w:rFonts w:ascii="宋体" w:eastAsia="宋体" w:hAnsi="宋体" w:hint="eastAsia"/>
           <w:sz w:val="32"/>
           <w:szCs w:val="32"/>
         </w:rPr>
@@ -34,6 +42,14 @@
           <w:szCs w:val="32"/>
         </w:rPr>
         <w:t>硬件代码</w:t>
+      </w:r>
+      <w:r>
+        <w:rPr>
+          <w:rFonts w:ascii="宋体" w:eastAsia="宋体" w:hAnsi="宋体" w:hint="eastAsia"/>
+          <w:sz w:val="32"/>
+          <w:szCs w:val="32"/>
+        </w:rPr>
+        <w:t>（详见文档）</w:t>
       </w:r>
     </w:p>
     <w:p>
@@ -46,17 +62,25 @@
       </w:pPr>
       <w:r>
         <w:rPr>
-          <w:rFonts w:ascii="宋体" w:eastAsia="宋体" w:hAnsi="宋体"/>
-          <w:sz w:val="32"/>
-          <w:szCs w:val="32"/>
-        </w:rPr>
-        <w:t>"C:\Users\28040\Desktop\GIT\Optoelectronics-Sensing\Optoelectronics-Sensing\Hardware\Hardware"</w:t>
+          <w:rFonts w:ascii="宋体" w:eastAsia="宋体" w:hAnsi="宋体" w:hint="eastAsia"/>
+          <w:sz w:val="32"/>
+          <w:szCs w:val="32"/>
+        </w:rPr>
+        <w:t>界面代码</w:t>
+      </w:r>
+      <w:r>
+        <w:rPr>
+          <w:rFonts w:ascii="宋体" w:eastAsia="宋体" w:hAnsi="宋体" w:hint="eastAsia"/>
+          <w:sz w:val="32"/>
+          <w:szCs w:val="32"/>
+        </w:rPr>
+        <w:t>（详见文档）</w:t>
       </w:r>
     </w:p>
     <w:p>
       <w:pPr>
         <w:rPr>
-          <w:rFonts w:ascii="宋体" w:eastAsia="宋体" w:hAnsi="宋体"/>
+          <w:rFonts w:ascii="宋体" w:eastAsia="宋体" w:hAnsi="宋体" w:hint="eastAsia"/>
           <w:sz w:val="32"/>
           <w:szCs w:val="32"/>
         </w:rPr>
@@ -67,30 +91,38 @@
           <w:sz w:val="32"/>
           <w:szCs w:val="32"/>
         </w:rPr>
-        <w:t>界面代码</w:t>
+        <w:t>光栅光谱仪ZEMAX光路仿真</w:t>
+      </w:r>
+      <w:r>
+        <w:rPr>
+          <w:rFonts w:ascii="宋体" w:eastAsia="宋体" w:hAnsi="宋体" w:hint="eastAsia"/>
+          <w:sz w:val="32"/>
+          <w:szCs w:val="32"/>
+        </w:rPr>
+        <w:t>（详见文档）</w:t>
       </w:r>
     </w:p>
     <w:p>
       <w:pPr>
         <w:rPr>
-          <w:rFonts w:ascii="宋体" w:eastAsia="宋体" w:hAnsi="宋体"/>
+          <w:rFonts w:ascii="宋体" w:eastAsia="宋体" w:hAnsi="宋体" w:hint="eastAsia"/>
           <w:sz w:val="32"/>
           <w:szCs w:val="32"/>
         </w:rPr>
       </w:pPr>
       <w:r>
         <w:rPr>
-          <w:rFonts w:ascii="宋体" w:eastAsia="宋体" w:hAnsi="宋体"/>
-          <w:sz w:val="32"/>
-          <w:szCs w:val="32"/>
-        </w:rPr>
-        <w:t>"C:\Users\28040\Desktop\GIT\Optoelectronics-Sensing\Optoelectronics-Sensing\Hardware\Window"</w:t>
+          <w:rFonts w:ascii="宋体" w:eastAsia="宋体" w:hAnsi="宋体" w:hint="eastAsia"/>
+          <w:sz w:val="32"/>
+          <w:szCs w:val="32"/>
+        </w:rPr>
+        <w:t>本科竞赛论文</w:t>
       </w:r>
     </w:p>
     <w:p>
       <w:pPr>
         <w:rPr>
-          <w:rFonts w:ascii="宋体" w:eastAsia="宋体" w:hAnsi="宋体"/>
+          <w:rFonts w:ascii="宋体" w:eastAsia="宋体" w:hAnsi="宋体" w:hint="eastAsia"/>
           <w:sz w:val="32"/>
           <w:szCs w:val="32"/>
         </w:rPr>
@@ -101,15 +133,7 @@
           <w:sz w:val="32"/>
           <w:szCs w:val="32"/>
         </w:rPr>
-        <w:t>光栅光谱仪</w:t>
-      </w:r>
-      <w:r>
-        <w:rPr>
-          <w:rFonts w:ascii="宋体" w:eastAsia="宋体" w:hAnsi="宋体" w:hint="eastAsia"/>
-          <w:sz w:val="32"/>
-          <w:szCs w:val="32"/>
-        </w:rPr>
-        <w:t>ZEMAX光路仿真</w:t>
+        <w:t>国家级一等奖一项，省级一等奖三项，省级二等奖两项，校级两项。（详见文档）</w:t>
       </w:r>
     </w:p>
     <w:p>
@@ -122,17 +146,17 @@
       </w:pPr>
       <w:r>
         <w:rPr>
-          <w:rFonts w:ascii="宋体" w:eastAsia="宋体" w:hAnsi="宋体"/>
-          <w:sz w:val="32"/>
-          <w:szCs w:val="32"/>
-        </w:rPr>
-        <w:t>"C:\Users\28040\Desktop\GIT\Optoelectronics-Sensing\Optoelectronics-Sensing\Simulation\SPECTRUM"</w:t>
+          <w:rFonts w:ascii="宋体" w:eastAsia="宋体" w:hAnsi="宋体" w:hint="eastAsia"/>
+          <w:sz w:val="32"/>
+          <w:szCs w:val="32"/>
+        </w:rPr>
+        <w:t>本科专利</w:t>
       </w:r>
     </w:p>
     <w:p>
       <w:pPr>
         <w:rPr>
-          <w:rFonts w:ascii="宋体" w:eastAsia="宋体" w:hAnsi="宋体"/>
+          <w:rFonts w:ascii="宋体" w:eastAsia="宋体" w:hAnsi="宋体" w:hint="eastAsia"/>
           <w:sz w:val="32"/>
           <w:szCs w:val="32"/>
         </w:rPr>
@@ -143,7 +167,7 @@
           <w:sz w:val="32"/>
           <w:szCs w:val="32"/>
         </w:rPr>
-        <w:t>本科竞赛论文</w:t>
+        <w:t>五个软件专利。（详见文档）</w:t>
       </w:r>
     </w:p>
     <w:p>
@@ -156,17 +180,35 @@
       </w:pPr>
       <w:r>
         <w:rPr>
-          <w:rFonts w:ascii="宋体" w:eastAsia="宋体" w:hAnsi="宋体"/>
-          <w:sz w:val="32"/>
-          <w:szCs w:val="32"/>
-        </w:rPr>
-        <w:t>"C:\Users\28040\Desktop\GIT\Optoelectronics-Sensing\Optoelectronics-Sensing\Honor\Game"</w:t>
+          <w:rFonts w:ascii="宋体" w:eastAsia="宋体" w:hAnsi="宋体" w:hint="eastAsia"/>
+          <w:sz w:val="32"/>
+          <w:szCs w:val="32"/>
+        </w:rPr>
+        <w:t>声光晶体</w:t>
+      </w:r>
+      <w:proofErr w:type="spellStart"/>
+      <w:r>
+        <w:rPr>
+          <w:rFonts w:ascii="宋体" w:eastAsia="宋体" w:hAnsi="宋体" w:hint="eastAsia"/>
+          <w:sz w:val="32"/>
+          <w:szCs w:val="32"/>
+        </w:rPr>
+        <w:t>Comsol</w:t>
+      </w:r>
+      <w:proofErr w:type="spellEnd"/>
+      <w:r>
+        <w:rPr>
+          <w:rFonts w:ascii="宋体" w:eastAsia="宋体" w:hAnsi="宋体" w:hint="eastAsia"/>
+          <w:sz w:val="32"/>
+          <w:szCs w:val="32"/>
+        </w:rPr>
+        <w:t>仿真</w:t>
       </w:r>
     </w:p>
     <w:p>
       <w:pPr>
         <w:rPr>
-          <w:rFonts w:ascii="宋体" w:eastAsia="宋体" w:hAnsi="宋体"/>
+          <w:rFonts w:ascii="宋体" w:eastAsia="宋体" w:hAnsi="宋体" w:hint="eastAsia"/>
           <w:sz w:val="32"/>
           <w:szCs w:val="32"/>
         </w:rPr>
@@ -174,10 +216,51 @@
       <w:r>
         <w:rPr>
           <w:rFonts w:ascii="宋体" w:eastAsia="宋体" w:hAnsi="宋体" w:hint="eastAsia"/>
-          <w:sz w:val="32"/>
-          <w:szCs w:val="32"/>
-        </w:rPr>
-        <w:t>本科专利</w:t>
+          <w:noProof/>
+          <w:sz w:val="32"/>
+          <w:szCs w:val="32"/>
+        </w:rPr>
+        <w:drawing>
+          <wp:inline distT="0" distB="0" distL="0" distR="0" wp14:anchorId="7E292796" wp14:editId="58FAEC88">
+            <wp:extent cx="5274680" cy="3296155"/>
+            <wp:effectExtent l="0" t="0" r="2540" b="0"/>
+            <wp:docPr id="1811760955" name="图片 2"/>
+            <wp:cNvGraphicFramePr>
+              <a:graphicFrameLocks xmlns:a="http://schemas.openxmlformats.org/drawingml/2006/main" noChangeAspect="1"/>
+            </wp:cNvGraphicFramePr>
+            <a:graphic xmlns:a="http://schemas.openxmlformats.org/drawingml/2006/main">
+              <a:graphicData uri="http://schemas.openxmlformats.org/drawingml/2006/picture">
+                <pic:pic xmlns:pic="http://schemas.openxmlformats.org/drawingml/2006/picture">
+                  <pic:nvPicPr>
+                    <pic:cNvPr id="1811760955" name="图片 1811760955"/>
+                    <pic:cNvPicPr/>
+                  </pic:nvPicPr>
+                  <pic:blipFill>
+                    <a:blip r:embed="rId6">
+                      <a:extLst>
+                        <a:ext uri="{28A0092B-C50C-407E-A947-70E740481C1C}">
+                          <a14:useLocalDpi xmlns:a14="http://schemas.microsoft.com/office/drawing/2010/main" val="0"/>
+                        </a:ext>
+                      </a:extLst>
+                    </a:blip>
+                    <a:stretch>
+                      <a:fillRect/>
+                    </a:stretch>
+                  </pic:blipFill>
+                  <pic:spPr>
+                    <a:xfrm>
+                      <a:off x="0" y="0"/>
+                      <a:ext cx="5274680" cy="3296155"/>
+                    </a:xfrm>
+                    <a:prstGeom prst="rect">
+                      <a:avLst/>
+                    </a:prstGeom>
+                  </pic:spPr>
+                </pic:pic>
+              </a:graphicData>
+            </a:graphic>
+          </wp:inline>
+        </w:drawing>
       </w:r>
     </w:p>
     <w:p>
@@ -190,17 +273,18 @@
       </w:pPr>
       <w:r>
         <w:rPr>
-          <w:rFonts w:ascii="宋体" w:eastAsia="宋体" w:hAnsi="宋体"/>
-          <w:sz w:val="32"/>
-          <w:szCs w:val="32"/>
-        </w:rPr>
-        <w:t>"C:\Users\28040\Desktop\GIT\Optoelectronics-Sensing\Optoelectronics-Sensing\Honor\Patent"</w:t>
+          <w:rFonts w:ascii="宋体" w:eastAsia="宋体" w:hAnsi="宋体" w:hint="eastAsia"/>
+          <w:sz w:val="32"/>
+          <w:szCs w:val="32"/>
+        </w:rPr>
+        <w:lastRenderedPageBreak/>
+        <w:t>衍射光栅MATLAB仿真</w:t>
       </w:r>
     </w:p>
     <w:p>
       <w:pPr>
         <w:rPr>
-          <w:rFonts w:ascii="宋体" w:eastAsia="宋体" w:hAnsi="宋体"/>
+          <w:rFonts w:ascii="宋体" w:eastAsia="宋体" w:hAnsi="宋体" w:hint="eastAsia"/>
           <w:sz w:val="32"/>
           <w:szCs w:val="32"/>
         </w:rPr>
@@ -208,10 +292,60 @@
       <w:r>
         <w:rPr>
           <w:rFonts w:ascii="宋体" w:eastAsia="宋体" w:hAnsi="宋体" w:hint="eastAsia"/>
-          <w:sz w:val="32"/>
-          <w:szCs w:val="32"/>
-        </w:rPr>
-        <w:t>声光晶体</w:t>
+          <w:noProof/>
+          <w:sz w:val="32"/>
+          <w:szCs w:val="32"/>
+          <w:lang w:val="zh-CN"/>
+        </w:rPr>
+        <w:drawing>
+          <wp:inline distT="0" distB="0" distL="0" distR="0" wp14:anchorId="1A694533" wp14:editId="11B6AED6">
+            <wp:extent cx="5274680" cy="3296155"/>
+            <wp:effectExtent l="0" t="0" r="2540" b="0"/>
+            <wp:docPr id="2132646384" name="图片 3"/>
+            <wp:cNvGraphicFramePr>
+              <a:graphicFrameLocks xmlns:a="http://schemas.openxmlformats.org/drawingml/2006/main" noChangeAspect="1"/>
+            </wp:cNvGraphicFramePr>
+            <a:graphic xmlns:a="http://schemas.openxmlformats.org/drawingml/2006/main">
+              <a:graphicData uri="http://schemas.openxmlformats.org/drawingml/2006/picture">
+                <pic:pic xmlns:pic="http://schemas.openxmlformats.org/drawingml/2006/picture">
+                  <pic:nvPicPr>
+                    <pic:cNvPr id="2132646384" name="图片 2132646384"/>
+                    <pic:cNvPicPr/>
+                  </pic:nvPicPr>
+                  <pic:blipFill>
+                    <a:blip r:embed="rId7">
+                      <a:extLst>
+                        <a:ext uri="{28A0092B-C50C-407E-A947-70E740481C1C}">
+                          <a14:useLocalDpi xmlns:a14="http://schemas.microsoft.com/office/drawing/2010/main" val="0"/>
+                        </a:ext>
+                      </a:extLst>
+                    </a:blip>
+                    <a:stretch>
+                      <a:fillRect/>
+                    </a:stretch>
+                  </pic:blipFill>
+                  <pic:spPr>
+                    <a:xfrm>
+                      <a:off x="0" y="0"/>
+                      <a:ext cx="5274680" cy="3296155"/>
+                    </a:xfrm>
+                    <a:prstGeom prst="rect">
+                      <a:avLst/>
+                    </a:prstGeom>
+                  </pic:spPr>
+                </pic:pic>
+              </a:graphicData>
+            </a:graphic>
+          </wp:inline>
+        </w:drawing>
+      </w:r>
+      <w:r>
+        <w:rPr>
+          <w:rFonts w:ascii="宋体" w:eastAsia="宋体" w:hAnsi="宋体" w:hint="eastAsia"/>
+          <w:sz w:val="32"/>
+          <w:szCs w:val="32"/>
+        </w:rPr>
+        <w:t>大气</w:t>
       </w:r>
       <w:proofErr w:type="spellStart"/>
       <w:r>
@@ -220,7 +354,7 @@
           <w:sz w:val="32"/>
           <w:szCs w:val="32"/>
         </w:rPr>
-        <w:t>Comsol</w:t>
+        <w:t>LowTran</w:t>
       </w:r>
       <w:proofErr w:type="spellEnd"/>
       <w:r>
@@ -235,33 +369,124 @@
     <w:p>
       <w:pPr>
         <w:rPr>
-          <w:rFonts w:ascii="宋体" w:eastAsia="宋体" w:hAnsi="宋体" w:hint="eastAsia"/>
+          <w:rFonts w:ascii="宋体" w:eastAsia="宋体" w:hAnsi="宋体"/>
           <w:sz w:val="32"/>
           <w:szCs w:val="32"/>
         </w:rPr>
       </w:pPr>
       <w:r>
         <w:rPr>
-          <w:rFonts w:ascii="宋体" w:eastAsia="宋体" w:hAnsi="宋体"/>
-          <w:sz w:val="32"/>
-          <w:szCs w:val="32"/>
-        </w:rPr>
-        <w:t>"C:\Users\28040\Desktop\GIT\Optoelectronics-</w:t>
-      </w:r>
-      <w:r>
-        <w:rPr>
-          <w:rFonts w:ascii="宋体" w:eastAsia="宋体" w:hAnsi="宋体"/>
+          <w:rFonts w:ascii="宋体" w:eastAsia="宋体" w:hAnsi="宋体" w:hint="eastAsia"/>
+          <w:noProof/>
+          <w:sz w:val="32"/>
+          <w:szCs w:val="32"/>
+          <w:lang w:val="zh-CN"/>
+        </w:rPr>
+        <w:drawing>
+          <wp:inline distT="0" distB="0" distL="0" distR="0" wp14:anchorId="6663C6AB" wp14:editId="23B75B6C">
+            <wp:extent cx="5274310" cy="2969895"/>
+            <wp:effectExtent l="0" t="0" r="2540" b="1905"/>
+            <wp:docPr id="2112359334" name="图片 4"/>
+            <wp:cNvGraphicFramePr>
+              <a:graphicFrameLocks xmlns:a="http://schemas.openxmlformats.org/drawingml/2006/main" noChangeAspect="1"/>
+            </wp:cNvGraphicFramePr>
+            <a:graphic xmlns:a="http://schemas.openxmlformats.org/drawingml/2006/main">
+              <a:graphicData uri="http://schemas.openxmlformats.org/drawingml/2006/picture">
+                <pic:pic xmlns:pic="http://schemas.openxmlformats.org/drawingml/2006/picture">
+                  <pic:nvPicPr>
+                    <pic:cNvPr id="2112359334" name="图片 2112359334"/>
+                    <pic:cNvPicPr/>
+                  </pic:nvPicPr>
+                  <pic:blipFill>
+                    <a:blip r:embed="rId8" cstate="print">
+                      <a:extLst>
+                        <a:ext uri="{28A0092B-C50C-407E-A947-70E740481C1C}">
+                          <a14:useLocalDpi xmlns:a14="http://schemas.microsoft.com/office/drawing/2010/main" val="0"/>
+                        </a:ext>
+                      </a:extLst>
+                    </a:blip>
+                    <a:stretch>
+                      <a:fillRect/>
+                    </a:stretch>
+                  </pic:blipFill>
+                  <pic:spPr>
+                    <a:xfrm>
+                      <a:off x="0" y="0"/>
+                      <a:ext cx="5274310" cy="2969895"/>
+                    </a:xfrm>
+                    <a:prstGeom prst="rect">
+                      <a:avLst/>
+                    </a:prstGeom>
+                  </pic:spPr>
+                </pic:pic>
+              </a:graphicData>
+            </a:graphic>
+          </wp:inline>
+        </w:drawing>
+      </w:r>
+      <w:r>
+        <w:rPr>
+          <w:rFonts w:ascii="宋体" w:eastAsia="宋体" w:hAnsi="宋体" w:hint="eastAsia"/>
+          <w:sz w:val="32"/>
+          <w:szCs w:val="32"/>
+        </w:rPr>
+        <w:t>激光光路ZEMAX仿真与实际验证</w:t>
+      </w:r>
+      <w:r>
+        <w:rPr>
+          <w:rFonts w:ascii="宋体" w:eastAsia="宋体" w:hAnsi="宋体" w:hint="eastAsia"/>
+          <w:noProof/>
           <w:sz w:val="32"/>
           <w:szCs w:val="32"/>
         </w:rPr>
         <w:lastRenderedPageBreak/>
-        <w:t>Sensing\Optoelectronics-Sensing\Simulation\ACOUSTIC_OPTICAL\Comsol"</w:t>
+        <w:drawing>
+          <wp:inline distT="0" distB="0" distL="0" distR="0" wp14:anchorId="388B518F" wp14:editId="27813ABE">
+            <wp:extent cx="5274310" cy="2969895"/>
+            <wp:effectExtent l="0" t="0" r="2540" b="1905"/>
+            <wp:docPr id="627123707" name="图片 1"/>
+            <wp:cNvGraphicFramePr>
+              <a:graphicFrameLocks xmlns:a="http://schemas.openxmlformats.org/drawingml/2006/main" noChangeAspect="1"/>
+            </wp:cNvGraphicFramePr>
+            <a:graphic xmlns:a="http://schemas.openxmlformats.org/drawingml/2006/main">
+              <a:graphicData uri="http://schemas.openxmlformats.org/drawingml/2006/picture">
+                <pic:pic xmlns:pic="http://schemas.openxmlformats.org/drawingml/2006/picture">
+                  <pic:nvPicPr>
+                    <pic:cNvPr id="627123707" name="图片 627123707"/>
+                    <pic:cNvPicPr/>
+                  </pic:nvPicPr>
+                  <pic:blipFill>
+                    <a:blip r:embed="rId9" cstate="print">
+                      <a:extLst>
+                        <a:ext uri="{28A0092B-C50C-407E-A947-70E740481C1C}">
+                          <a14:useLocalDpi xmlns:a14="http://schemas.microsoft.com/office/drawing/2010/main" val="0"/>
+                        </a:ext>
+                      </a:extLst>
+                    </a:blip>
+                    <a:stretch>
+                      <a:fillRect/>
+                    </a:stretch>
+                  </pic:blipFill>
+                  <pic:spPr>
+                    <a:xfrm>
+                      <a:off x="0" y="0"/>
+                      <a:ext cx="5274310" cy="2969895"/>
+                    </a:xfrm>
+                    <a:prstGeom prst="rect">
+                      <a:avLst/>
+                    </a:prstGeom>
+                  </pic:spPr>
+                </pic:pic>
+              </a:graphicData>
+            </a:graphic>
+          </wp:inline>
+        </w:drawing>
       </w:r>
     </w:p>
     <w:p>
       <w:pPr>
         <w:rPr>
-          <w:rFonts w:ascii="宋体" w:eastAsia="宋体" w:hAnsi="宋体"/>
+          <w:rFonts w:ascii="宋体" w:eastAsia="宋体" w:hAnsi="宋体" w:hint="eastAsia"/>
           <w:sz w:val="32"/>
           <w:szCs w:val="32"/>
         </w:rPr>
@@ -269,10 +494,51 @@
       <w:r>
         <w:rPr>
           <w:rFonts w:ascii="宋体" w:eastAsia="宋体" w:hAnsi="宋体" w:hint="eastAsia"/>
-          <w:sz w:val="32"/>
-          <w:szCs w:val="32"/>
-        </w:rPr>
-        <w:t>衍射光栅MATLAB仿真</w:t>
+          <w:noProof/>
+          <w:sz w:val="32"/>
+          <w:szCs w:val="32"/>
+        </w:rPr>
+        <w:drawing>
+          <wp:inline distT="0" distB="0" distL="0" distR="0" wp14:anchorId="1D91A8CF" wp14:editId="1D462835">
+            <wp:extent cx="5274310" cy="2969895"/>
+            <wp:effectExtent l="0" t="0" r="2540" b="1905"/>
+            <wp:docPr id="430751913" name="图片 2"/>
+            <wp:cNvGraphicFramePr>
+              <a:graphicFrameLocks xmlns:a="http://schemas.openxmlformats.org/drawingml/2006/main" noChangeAspect="1"/>
+            </wp:cNvGraphicFramePr>
+            <a:graphic xmlns:a="http://schemas.openxmlformats.org/drawingml/2006/main">
+              <a:graphicData uri="http://schemas.openxmlformats.org/drawingml/2006/picture">
+                <pic:pic xmlns:pic="http://schemas.openxmlformats.org/drawingml/2006/picture">
+                  <pic:nvPicPr>
+                    <pic:cNvPr id="430751913" name="图片 430751913"/>
+                    <pic:cNvPicPr/>
+                  </pic:nvPicPr>
+                  <pic:blipFill>
+                    <a:blip r:embed="rId10" cstate="print">
+                      <a:extLst>
+                        <a:ext uri="{28A0092B-C50C-407E-A947-70E740481C1C}">
+                          <a14:useLocalDpi xmlns:a14="http://schemas.microsoft.com/office/drawing/2010/main" val="0"/>
+                        </a:ext>
+                      </a:extLst>
+                    </a:blip>
+                    <a:stretch>
+                      <a:fillRect/>
+                    </a:stretch>
+                  </pic:blipFill>
+                  <pic:spPr>
+                    <a:xfrm>
+                      <a:off x="0" y="0"/>
+                      <a:ext cx="5274310" cy="2969895"/>
+                    </a:xfrm>
+                    <a:prstGeom prst="rect">
+                      <a:avLst/>
+                    </a:prstGeom>
+                  </pic:spPr>
+                </pic:pic>
+              </a:graphicData>
+            </a:graphic>
+          </wp:inline>
+        </w:drawing>
       </w:r>
     </w:p>
     <w:p>
@@ -285,17 +551,67 @@
       </w:pPr>
       <w:r>
         <w:rPr>
-          <w:rFonts w:ascii="宋体" w:eastAsia="宋体" w:hAnsi="宋体"/>
-          <w:sz w:val="32"/>
-          <w:szCs w:val="32"/>
-        </w:rPr>
-        <w:t>"C:\Users\28040\Desktop\GIT\Optoelectronics-Sensing\Optoelectronics-Sensing\Simulation\ACOUSTIC_OPTICAL\MATLAB"</w:t>
+          <w:rFonts w:ascii="宋体" w:eastAsia="宋体" w:hAnsi="宋体" w:hint="eastAsia"/>
+          <w:noProof/>
+          <w:sz w:val="32"/>
+          <w:szCs w:val="32"/>
+        </w:rPr>
+        <w:lastRenderedPageBreak/>
+        <w:drawing>
+          <wp:inline distT="0" distB="0" distL="0" distR="0" wp14:anchorId="05177125" wp14:editId="7AC6A216">
+            <wp:extent cx="5274310" cy="2969895"/>
+            <wp:effectExtent l="0" t="0" r="2540" b="1905"/>
+            <wp:docPr id="732460500" name="图片 5"/>
+            <wp:cNvGraphicFramePr>
+              <a:graphicFrameLocks xmlns:a="http://schemas.openxmlformats.org/drawingml/2006/main" noChangeAspect="1"/>
+            </wp:cNvGraphicFramePr>
+            <a:graphic xmlns:a="http://schemas.openxmlformats.org/drawingml/2006/main">
+              <a:graphicData uri="http://schemas.openxmlformats.org/drawingml/2006/picture">
+                <pic:pic xmlns:pic="http://schemas.openxmlformats.org/drawingml/2006/picture">
+                  <pic:nvPicPr>
+                    <pic:cNvPr id="732460500" name="图片 732460500"/>
+                    <pic:cNvPicPr/>
+                  </pic:nvPicPr>
+                  <pic:blipFill>
+                    <a:blip r:embed="rId11" cstate="print">
+                      <a:extLst>
+                        <a:ext uri="{28A0092B-C50C-407E-A947-70E740481C1C}">
+                          <a14:useLocalDpi xmlns:a14="http://schemas.microsoft.com/office/drawing/2010/main" val="0"/>
+                        </a:ext>
+                      </a:extLst>
+                    </a:blip>
+                    <a:stretch>
+                      <a:fillRect/>
+                    </a:stretch>
+                  </pic:blipFill>
+                  <pic:spPr>
+                    <a:xfrm>
+                      <a:off x="0" y="0"/>
+                      <a:ext cx="5274310" cy="2969895"/>
+                    </a:xfrm>
+                    <a:prstGeom prst="rect">
+                      <a:avLst/>
+                    </a:prstGeom>
+                  </pic:spPr>
+                </pic:pic>
+              </a:graphicData>
+            </a:graphic>
+          </wp:inline>
+        </w:drawing>
+      </w:r>
+      <w:r>
+        <w:rPr>
+          <w:rFonts w:ascii="宋体" w:eastAsia="宋体" w:hAnsi="宋体" w:hint="eastAsia"/>
+          <w:sz w:val="32"/>
+          <w:szCs w:val="32"/>
+        </w:rPr>
+        <w:t>IBM量子Grover算法云平台仿真</w:t>
       </w:r>
     </w:p>
     <w:p>
       <w:pPr>
         <w:rPr>
-          <w:rFonts w:ascii="宋体" w:eastAsia="宋体" w:hAnsi="宋体"/>
+          <w:rFonts w:ascii="宋体" w:eastAsia="宋体" w:hAnsi="宋体" w:hint="eastAsia"/>
           <w:sz w:val="32"/>
           <w:szCs w:val="32"/>
         </w:rPr>
@@ -303,123 +619,102 @@
       <w:r>
         <w:rPr>
           <w:rFonts w:ascii="宋体" w:eastAsia="宋体" w:hAnsi="宋体" w:hint="eastAsia"/>
-          <w:sz w:val="32"/>
-          <w:szCs w:val="32"/>
-        </w:rPr>
-        <w:t>大气</w:t>
-      </w:r>
-      <w:proofErr w:type="spellStart"/>
-      <w:r>
-        <w:rPr>
-          <w:rFonts w:ascii="宋体" w:eastAsia="宋体" w:hAnsi="宋体" w:hint="eastAsia"/>
-          <w:sz w:val="32"/>
-          <w:szCs w:val="32"/>
-        </w:rPr>
-        <w:t>LowTran</w:t>
-      </w:r>
-      <w:proofErr w:type="spellEnd"/>
-      <w:r>
-        <w:rPr>
-          <w:rFonts w:ascii="宋体" w:eastAsia="宋体" w:hAnsi="宋体" w:hint="eastAsia"/>
-          <w:sz w:val="32"/>
-          <w:szCs w:val="32"/>
-        </w:rPr>
-        <w:t>仿真</w:t>
-      </w:r>
-    </w:p>
-    <w:p>
-      <w:pPr>
-        <w:rPr>
-          <w:rFonts w:ascii="宋体" w:eastAsia="宋体" w:hAnsi="宋体" w:hint="eastAsia"/>
-          <w:sz w:val="32"/>
-          <w:szCs w:val="32"/>
-        </w:rPr>
-      </w:pPr>
-      <w:r>
-        <w:rPr>
-          <w:rFonts w:ascii="宋体" w:eastAsia="宋体" w:hAnsi="宋体"/>
-          <w:sz w:val="32"/>
-          <w:szCs w:val="32"/>
-        </w:rPr>
-        <w:t>"C:\Users\28040\Desktop\GIT\Optoelectronics-Sensing\Optoelectronics-Sensing\Simulation\SOLID_LASER\LowTran"</w:t>
-      </w:r>
-    </w:p>
-    <w:p>
-      <w:pPr>
-        <w:rPr>
-          <w:rFonts w:ascii="宋体" w:eastAsia="宋体" w:hAnsi="宋体"/>
-          <w:sz w:val="32"/>
-          <w:szCs w:val="32"/>
-        </w:rPr>
-      </w:pPr>
-      <w:r>
-        <w:rPr>
-          <w:rFonts w:ascii="宋体" w:eastAsia="宋体" w:hAnsi="宋体" w:hint="eastAsia"/>
-          <w:sz w:val="32"/>
-          <w:szCs w:val="32"/>
-        </w:rPr>
-        <w:t>激光光路ZEMAX仿真与实际验证</w:t>
-      </w:r>
-    </w:p>
-    <w:p>
-      <w:pPr>
-        <w:rPr>
-          <w:rFonts w:ascii="宋体" w:eastAsia="宋体" w:hAnsi="宋体" w:hint="eastAsia"/>
-          <w:sz w:val="32"/>
-          <w:szCs w:val="32"/>
-        </w:rPr>
-      </w:pPr>
-      <w:r>
-        <w:rPr>
-          <w:rFonts w:ascii="宋体" w:eastAsia="宋体" w:hAnsi="宋体"/>
-          <w:sz w:val="32"/>
-          <w:szCs w:val="32"/>
-        </w:rPr>
-        <w:t>"C:\Users\28040\Desktop\GIT\Optoelectronics-Sensing\Optoelectronics-Sensing\Simulation\SOLID_LASER\ZEMAX"</w:t>
-      </w:r>
-    </w:p>
-    <w:p>
-      <w:pPr>
-        <w:rPr>
-          <w:rFonts w:ascii="宋体" w:eastAsia="宋体" w:hAnsi="宋体"/>
-          <w:sz w:val="32"/>
-          <w:szCs w:val="32"/>
-        </w:rPr>
-      </w:pPr>
-      <w:r>
-        <w:rPr>
-          <w:rFonts w:ascii="宋体" w:eastAsia="宋体" w:hAnsi="宋体" w:hint="eastAsia"/>
-          <w:sz w:val="32"/>
-          <w:szCs w:val="32"/>
-        </w:rPr>
-        <w:t>IBM量子Grover算法云平台仿真</w:t>
-      </w:r>
-    </w:p>
-    <w:p>
-      <w:pPr>
-        <w:rPr>
-          <w:rFonts w:ascii="宋体" w:eastAsia="宋体" w:hAnsi="宋体" w:hint="eastAsia"/>
-          <w:sz w:val="32"/>
-          <w:szCs w:val="32"/>
-        </w:rPr>
-      </w:pPr>
-      <w:r>
-        <w:rPr>
-          <w:rFonts w:ascii="宋体" w:eastAsia="宋体" w:hAnsi="宋体"/>
-          <w:sz w:val="32"/>
-          <w:szCs w:val="32"/>
-        </w:rPr>
-        <w:t>"C:\Users\28040\Desktop\GIT\Optoelectronics-Sensing\Optoelectronics-Sensing\Simulation\Quantum"</w:t>
-      </w:r>
-    </w:p>
-    <w:p>
-      <w:pPr>
-        <w:rPr>
-          <w:rFonts w:ascii="宋体" w:eastAsia="宋体" w:hAnsi="宋体" w:hint="eastAsia"/>
-          <w:sz w:val="32"/>
-          <w:szCs w:val="32"/>
-        </w:rPr>
-      </w:pPr>
+          <w:noProof/>
+          <w:sz w:val="32"/>
+          <w:szCs w:val="32"/>
+        </w:rPr>
+        <w:drawing>
+          <wp:inline distT="0" distB="0" distL="0" distR="0" wp14:anchorId="08431F30" wp14:editId="48B9DC53">
+            <wp:extent cx="5274310" cy="3295015"/>
+            <wp:effectExtent l="0" t="0" r="2540" b="635"/>
+            <wp:docPr id="1067551516" name="图片 6"/>
+            <wp:cNvGraphicFramePr>
+              <a:graphicFrameLocks xmlns:a="http://schemas.openxmlformats.org/drawingml/2006/main" noChangeAspect="1"/>
+            </wp:cNvGraphicFramePr>
+            <a:graphic xmlns:a="http://schemas.openxmlformats.org/drawingml/2006/main">
+              <a:graphicData uri="http://schemas.openxmlformats.org/drawingml/2006/picture">
+                <pic:pic xmlns:pic="http://schemas.openxmlformats.org/drawingml/2006/picture">
+                  <pic:nvPicPr>
+                    <pic:cNvPr id="1067551516" name="图片 1067551516"/>
+                    <pic:cNvPicPr/>
+                  </pic:nvPicPr>
+                  <pic:blipFill>
+                    <a:blip r:embed="rId12" cstate="print">
+                      <a:extLst>
+                        <a:ext uri="{28A0092B-C50C-407E-A947-70E740481C1C}">
+                          <a14:useLocalDpi xmlns:a14="http://schemas.microsoft.com/office/drawing/2010/main" val="0"/>
+                        </a:ext>
+                      </a:extLst>
+                    </a:blip>
+                    <a:stretch>
+                      <a:fillRect/>
+                    </a:stretch>
+                  </pic:blipFill>
+                  <pic:spPr>
+                    <a:xfrm>
+                      <a:off x="0" y="0"/>
+                      <a:ext cx="5274310" cy="3295015"/>
+                    </a:xfrm>
+                    <a:prstGeom prst="rect">
+                      <a:avLst/>
+                    </a:prstGeom>
+                  </pic:spPr>
+                </pic:pic>
+              </a:graphicData>
+            </a:graphic>
+          </wp:inline>
+        </w:drawing>
+      </w:r>
+      <w:r>
+        <w:rPr>
+          <w:rFonts w:ascii="宋体" w:eastAsia="宋体" w:hAnsi="宋体" w:hint="eastAsia"/>
+          <w:noProof/>
+          <w:sz w:val="32"/>
+          <w:szCs w:val="32"/>
+        </w:rPr>
+        <w:lastRenderedPageBreak/>
+        <w:drawing>
+          <wp:inline distT="0" distB="0" distL="0" distR="0" wp14:anchorId="5CCEC748" wp14:editId="276AD6A9">
+            <wp:extent cx="5274310" cy="3295015"/>
+            <wp:effectExtent l="0" t="0" r="2540" b="635"/>
+            <wp:docPr id="459635317" name="图片 7"/>
+            <wp:cNvGraphicFramePr>
+              <a:graphicFrameLocks xmlns:a="http://schemas.openxmlformats.org/drawingml/2006/main" noChangeAspect="1"/>
+            </wp:cNvGraphicFramePr>
+            <a:graphic xmlns:a="http://schemas.openxmlformats.org/drawingml/2006/main">
+              <a:graphicData uri="http://schemas.openxmlformats.org/drawingml/2006/picture">
+                <pic:pic xmlns:pic="http://schemas.openxmlformats.org/drawingml/2006/picture">
+                  <pic:nvPicPr>
+                    <pic:cNvPr id="459635317" name="图片 459635317"/>
+                    <pic:cNvPicPr/>
+                  </pic:nvPicPr>
+                  <pic:blipFill>
+                    <a:blip r:embed="rId13" cstate="print">
+                      <a:extLst>
+                        <a:ext uri="{28A0092B-C50C-407E-A947-70E740481C1C}">
+                          <a14:useLocalDpi xmlns:a14="http://schemas.microsoft.com/office/drawing/2010/main" val="0"/>
+                        </a:ext>
+                      </a:extLst>
+                    </a:blip>
+                    <a:stretch>
+                      <a:fillRect/>
+                    </a:stretch>
+                  </pic:blipFill>
+                  <pic:spPr>
+                    <a:xfrm>
+                      <a:off x="0" y="0"/>
+                      <a:ext cx="5274310" cy="3295015"/>
+                    </a:xfrm>
+                    <a:prstGeom prst="rect">
+                      <a:avLst/>
+                    </a:prstGeom>
+                  </pic:spPr>
+                </pic:pic>
+              </a:graphicData>
+            </a:graphic>
+          </wp:inline>
+        </w:drawing>
+      </w:r>
     </w:p>
     <w:sectPr>
       <w:pgSz w:w="11906" w:h="16838"/>
@@ -429,6 +724,68 @@
     </w:sectPr>
   </w:body>
 </w:document>
+</file>
+
+<file path=word/endnotes.xml><?xml version="1.0" encoding="utf-8"?>
+<w:endnotes xmlns:wpc="http://schemas.microsoft.com/office/word/2010/wordprocessingCanvas" xmlns:cx="http://schemas.microsoft.com/office/drawing/2014/chartex" xmlns:cx1="http://schemas.microsoft.com/office/drawing/2015/9/8/chartex" xmlns:cx2="http://schemas.microsoft.com/office/drawing/2015/10/21/chartex" xmlns:cx3="http://schemas.microsoft.com/office/drawing/2016/5/9/chartex" xmlns:cx4="http://schemas.microsoft.com/office/drawing/2016/5/10/chartex" xmlns:cx5="http://schemas.microsoft.com/office/drawing/2016/5/11/chartex" xmlns:cx6="http://schemas.microsoft.com/office/drawing/2016/5/12/chartex" xmlns:cx7="http://schemas.microsoft.com/office/drawing/2016/5/13/chartex" xmlns:cx8="http://schemas.microsoft.com/office/drawing/2016/5/14/chartex" xmlns:mc="http://schemas.openxmlformats.org/markup-compatibility/2006" xmlns:aink="http://schemas.microsoft.com/office/drawing/2016/ink" xmlns:am3d="http://schemas.microsoft.com/office/drawing/2017/model3d" xmlns:o="urn:schemas-microsoft-com:office:office" xmlns:oel="http://schemas.microsoft.com/office/2019/extlst" xmlns:r="http://schemas.openxmlformats.org/officeDocument/2006/relationships" xmlns:m="http://schemas.openxmlformats.org/officeDocument/2006/math" xmlns:v="urn:schemas-microsoft-com:vml" xmlns:wp14="http://schemas.microsoft.com/office/word/2010/wordprocessingDrawing" xmlns:wp="http://schemas.openxmlformats.org/drawingml/2006/wordprocessingDrawing" xmlns:w10="urn:schemas-microsoft-com:office:word" xmlns:w="http://schemas.openxmlformats.org/wordprocessingml/2006/main" xmlns:w14="http://schemas.microsoft.com/office/word/2010/wordml" xmlns:w15="http://schemas.microsoft.com/office/word/2012/wordml" xmlns:w16cex="http://schemas.microsoft.com/office/word/2018/wordml/cex" xmlns:w16cid="http://schemas.microsoft.com/office/word/2016/wordml/cid" xmlns:w16="http://schemas.microsoft.com/office/word/2018/wordml" xmlns:w16du="http://schemas.microsoft.com/office/word/2023/wordml/word16du" xmlns:w16sdtdh="http://schemas.microsoft.com/office/word/2020/wordml/sdtdatahash" xmlns:w16sdtfl="http://schemas.microsoft.com/office/word/2024/wordml/sdtformatlock" xmlns:w16se="http://schemas.microsoft.com/office/word/2015/wordml/symex" xmlns:wpg="http://schemas.microsoft.com/office/word/2010/wordprocessingGroup" xmlns:wpi="http://schemas.microsoft.com/office/word/2010/wordprocessingInk" xmlns:wne="http://schemas.microsoft.com/office/word/2006/wordml" xmlns:wps="http://schemas.microsoft.com/office/word/2010/wordprocessingShape" mc:Ignorable="w14 w15 w16se w16cid w16 w16cex w16sdtdh w16sdtfl w16du wp14">
+  <w:endnote w:type="separator" w:id="-1">
+    <w:p>
+      <w:pPr>
+        <w:spacing w:after="0" w:line="240" w:lineRule="auto"/>
+        <w:rPr>
+          <w:rFonts w:hint="eastAsia"/>
+        </w:rPr>
+      </w:pPr>
+      <w:r>
+        <w:separator/>
+      </w:r>
+    </w:p>
+  </w:endnote>
+  <w:endnote w:type="continuationSeparator" w:id="0">
+    <w:p>
+      <w:pPr>
+        <w:spacing w:after="0" w:line="240" w:lineRule="auto"/>
+        <w:rPr>
+          <w:rFonts w:hint="eastAsia"/>
+        </w:rPr>
+      </w:pPr>
+      <w:r>
+        <w:continuationSeparator/>
+      </w:r>
+    </w:p>
+  </w:endnote>
+</w:endnotes>
+</file>
+
+<file path=word/footnotes.xml><?xml version="1.0" encoding="utf-8"?>
+<w:footnotes xmlns:wpc="http://schemas.microsoft.com/office/word/2010/wordprocessingCanvas" xmlns:cx="http://schemas.microsoft.com/office/drawing/2014/chartex" xmlns:cx1="http://schemas.microsoft.com/office/drawing/2015/9/8/chartex" xmlns:cx2="http://schemas.microsoft.com/office/drawing/2015/10/21/chartex" xmlns:cx3="http://schemas.microsoft.com/office/drawing/2016/5/9/chartex" xmlns:cx4="http://schemas.microsoft.com/office/drawing/2016/5/10/chartex" xmlns:cx5="http://schemas.microsoft.com/office/drawing/2016/5/11/chartex" xmlns:cx6="http://schemas.microsoft.com/office/drawing/2016/5/12/chartex" xmlns:cx7="http://schemas.microsoft.com/office/drawing/2016/5/13/chartex" xmlns:cx8="http://schemas.microsoft.com/office/drawing/2016/5/14/chartex" xmlns:mc="http://schemas.openxmlformats.org/markup-compatibility/2006" xmlns:aink="http://schemas.microsoft.com/office/drawing/2016/ink" xmlns:am3d="http://schemas.microsoft.com/office/drawing/2017/model3d" xmlns:o="urn:schemas-microsoft-com:office:office" xmlns:oel="http://schemas.microsoft.com/office/2019/extlst" xmlns:r="http://schemas.openxmlformats.org/officeDocument/2006/relationships" xmlns:m="http://schemas.openxmlformats.org/officeDocument/2006/math" xmlns:v="urn:schemas-microsoft-com:vml" xmlns:wp14="http://schemas.microsoft.com/office/word/2010/wordprocessingDrawing" xmlns:wp="http://schemas.openxmlformats.org/drawingml/2006/wordprocessingDrawing" xmlns:w10="urn:schemas-microsoft-com:office:word" xmlns:w="http://schemas.openxmlformats.org/wordprocessingml/2006/main" xmlns:w14="http://schemas.microsoft.com/office/word/2010/wordml" xmlns:w15="http://schemas.microsoft.com/office/word/2012/wordml" xmlns:w16cex="http://schemas.microsoft.com/office/word/2018/wordml/cex" xmlns:w16cid="http://schemas.microsoft.com/office/word/2016/wordml/cid" xmlns:w16="http://schemas.microsoft.com/office/word/2018/wordml" xmlns:w16du="http://schemas.microsoft.com/office/word/2023/wordml/word16du" xmlns:w16sdtdh="http://schemas.microsoft.com/office/word/2020/wordml/sdtdatahash" xmlns:w16sdtfl="http://schemas.microsoft.com/office/word/2024/wordml/sdtformatlock" xmlns:w16se="http://schemas.microsoft.com/office/word/2015/wordml/symex" xmlns:wpg="http://schemas.microsoft.com/office/word/2010/wordprocessingGroup" xmlns:wpi="http://schemas.microsoft.com/office/word/2010/wordprocessingInk" xmlns:wne="http://schemas.microsoft.com/office/word/2006/wordml" xmlns:wps="http://schemas.microsoft.com/office/word/2010/wordprocessingShape" mc:Ignorable="w14 w15 w16se w16cid w16 w16cex w16sdtdh w16sdtfl w16du wp14">
+  <w:footnote w:type="separator" w:id="-1">
+    <w:p>
+      <w:pPr>
+        <w:spacing w:after="0" w:line="240" w:lineRule="auto"/>
+        <w:rPr>
+          <w:rFonts w:hint="eastAsia"/>
+        </w:rPr>
+      </w:pPr>
+      <w:r>
+        <w:separator/>
+      </w:r>
+    </w:p>
+  </w:footnote>
+  <w:footnote w:type="continuationSeparator" w:id="0">
+    <w:p>
+      <w:pPr>
+        <w:spacing w:after="0" w:line="240" w:lineRule="auto"/>
+        <w:rPr>
+          <w:rFonts w:hint="eastAsia"/>
+        </w:rPr>
+      </w:pPr>
+      <w:r>
+        <w:continuationSeparator/>
+      </w:r>
+    </w:p>
+  </w:footnote>
+</w:footnotes>
 </file>
 
 <file path=word/styles.xml><?xml version="1.0" encoding="utf-8"?>
@@ -1355,6 +1712,69 @@
       <w:spacing w:val="5"/>
     </w:rPr>
   </w:style>
+  <w:style w:type="paragraph" w:styleId="ae">
+    <w:name w:val="header"/>
+    <w:basedOn w:val="a"/>
+    <w:link w:val="af"/>
+    <w:uiPriority w:val="99"/>
+    <w:unhideWhenUsed/>
+    <w:rsid w:val="001C4AF1"/>
+    <w:pPr>
+      <w:tabs>
+        <w:tab w:val="center" w:pos="4153"/>
+        <w:tab w:val="right" w:pos="8306"/>
+      </w:tabs>
+      <w:snapToGrid w:val="0"/>
+      <w:spacing w:line="240" w:lineRule="auto"/>
+      <w:jc w:val="center"/>
+    </w:pPr>
+    <w:rPr>
+      <w:sz w:val="18"/>
+      <w:szCs w:val="18"/>
+    </w:rPr>
+  </w:style>
+  <w:style w:type="character" w:customStyle="1" w:styleId="af">
+    <w:name w:val="页眉 字符"/>
+    <w:basedOn w:val="a0"/>
+    <w:link w:val="ae"/>
+    <w:uiPriority w:val="99"/>
+    <w:rsid w:val="001C4AF1"/>
+    <w:rPr>
+      <w:sz w:val="18"/>
+      <w:szCs w:val="18"/>
+    </w:rPr>
+  </w:style>
+  <w:style w:type="paragraph" w:styleId="af0">
+    <w:name w:val="footer"/>
+    <w:basedOn w:val="a"/>
+    <w:link w:val="af1"/>
+    <w:uiPriority w:val="99"/>
+    <w:unhideWhenUsed/>
+    <w:rsid w:val="001C4AF1"/>
+    <w:pPr>
+      <w:tabs>
+        <w:tab w:val="center" w:pos="4153"/>
+        <w:tab w:val="right" w:pos="8306"/>
+      </w:tabs>
+      <w:snapToGrid w:val="0"/>
+      <w:spacing w:line="240" w:lineRule="auto"/>
+    </w:pPr>
+    <w:rPr>
+      <w:sz w:val="18"/>
+      <w:szCs w:val="18"/>
+    </w:rPr>
+  </w:style>
+  <w:style w:type="character" w:customStyle="1" w:styleId="af1">
+    <w:name w:val="页脚 字符"/>
+    <w:basedOn w:val="a0"/>
+    <w:link w:val="af0"/>
+    <w:uiPriority w:val="99"/>
+    <w:rsid w:val="001C4AF1"/>
+    <w:rPr>
+      <w:sz w:val="18"/>
+      <w:szCs w:val="18"/>
+    </w:rPr>
+  </w:style>
 </w:styles>
 </file>
 
